--- a/src/main/resources/templates/bachelors/4th_course/piikn/Бакалавриат_Задание_на_ВКР_ПИиКН_с_корректировкой.docx
+++ b/src/main/resources/templates/bachelors/4th_course/piikn/Бакалавриат_Задание_на_ВКР_ПИиКН_с_корректировкой.docx
@@ -1,6 +1,6 @@
 
 <file path=word/document.xml><?xml version="1.0" encoding="utf-8"?>
-<w:document xmlns:wpc="http://schemas.microsoft.com/office/word/2010/wordprocessingCanvas" xmlns:cx="http://schemas.microsoft.com/office/drawing/2014/chartex" xmlns:cx1="http://schemas.microsoft.com/office/drawing/2015/9/8/chartex" xmlns:cx2="http://schemas.microsoft.com/office/drawing/2015/10/21/chartex" xmlns:cx3="http://schemas.microsoft.com/office/drawing/2016/5/9/chartex" xmlns:cx4="http://schemas.microsoft.com/office/drawing/2016/5/10/chartex" xmlns:cx5="http://schemas.microsoft.com/office/drawing/2016/5/11/chartex" xmlns:cx6="http://schemas.microsoft.com/office/drawing/2016/5/12/chartex" xmlns:cx7="http://schemas.microsoft.com/office/drawing/2016/5/13/chartex" xmlns:cx8="http://schemas.microsoft.com/office/drawing/2016/5/14/chartex" xmlns:mc="http://schemas.openxmlformats.org/markup-compatibility/2006" xmlns:aink="http://schemas.microsoft.com/office/drawing/2016/ink" xmlns:am3d="http://schemas.microsoft.com/office/drawing/2017/model3d" xmlns:o="urn:schemas-microsoft-com:office:office" xmlns:oel="http://schemas.microsoft.com/office/2019/extlst" xmlns:r="http://schemas.openxmlformats.org/officeDocument/2006/relationships" xmlns:m="http://schemas.openxmlformats.org/officeDocument/2006/math" xmlns:v="urn:schemas-microsoft-com:vml" xmlns:wp14="http://schemas.microsoft.com/office/word/2010/wordprocessingDrawing" xmlns:wp="http://schemas.openxmlformats.org/drawingml/2006/wordprocessingDrawing" xmlns:w10="urn:schemas-microsoft-com:office:word" xmlns:w="http://schemas.openxmlformats.org/wordprocessingml/2006/main" xmlns:w14="http://schemas.microsoft.com/office/word/2010/wordml" xmlns:w15="http://schemas.microsoft.com/office/word/2012/wordml" xmlns:w16cex="http://schemas.microsoft.com/office/word/2018/wordml/cex" xmlns:w16cid="http://schemas.microsoft.com/office/word/2016/wordml/cid" xmlns:w16="http://schemas.microsoft.com/office/word/2018/wordml" xmlns:w16du="http://schemas.microsoft.com/office/word/2023/wordml/word16du" xmlns:w16sdtdh="http://schemas.microsoft.com/office/word/2020/wordml/sdtdatahash" xmlns:w16se="http://schemas.microsoft.com/office/word/2015/wordml/symex" xmlns:wpg="http://schemas.microsoft.com/office/word/2010/wordprocessingGroup" xmlns:wpi="http://schemas.microsoft.com/office/word/2010/wordprocessingInk" xmlns:wne="http://schemas.microsoft.com/office/word/2006/wordml" xmlns:wps="http://schemas.microsoft.com/office/word/2010/wordprocessingShape" mc:Ignorable="w14 w15 w16se w16cid w16 w16cex w16sdtdh w16du wp14">
+<w:document xmlns:wpc="http://schemas.microsoft.com/office/word/2010/wordprocessingCanvas" xmlns:cx="http://schemas.microsoft.com/office/drawing/2014/chartex" xmlns:cx1="http://schemas.microsoft.com/office/drawing/2015/9/8/chartex" xmlns:cx2="http://schemas.microsoft.com/office/drawing/2015/10/21/chartex" xmlns:cx3="http://schemas.microsoft.com/office/drawing/2016/5/9/chartex" xmlns:cx4="http://schemas.microsoft.com/office/drawing/2016/5/10/chartex" xmlns:cx5="http://schemas.microsoft.com/office/drawing/2016/5/11/chartex" xmlns:cx6="http://schemas.microsoft.com/office/drawing/2016/5/12/chartex" xmlns:cx7="http://schemas.microsoft.com/office/drawing/2016/5/13/chartex" xmlns:cx8="http://schemas.microsoft.com/office/drawing/2016/5/14/chartex" xmlns:mc="http://schemas.openxmlformats.org/markup-compatibility/2006" xmlns:aink="http://schemas.microsoft.com/office/drawing/2016/ink" xmlns:am3d="http://schemas.microsoft.com/office/drawing/2017/model3d" xmlns:o="urn:schemas-microsoft-com:office:office" xmlns:oel="http://schemas.microsoft.com/office/2019/extlst" xmlns:r="http://schemas.openxmlformats.org/officeDocument/2006/relationships" xmlns:m="http://schemas.openxmlformats.org/officeDocument/2006/math" xmlns:v="urn:schemas-microsoft-com:vml" xmlns:wp14="http://schemas.microsoft.com/office/word/2010/wordprocessingDrawing" xmlns:wp="http://schemas.openxmlformats.org/drawingml/2006/wordprocessingDrawing" xmlns:w10="urn:schemas-microsoft-com:office:word" xmlns:w="http://schemas.openxmlformats.org/wordprocessingml/2006/main" xmlns:w14="http://schemas.microsoft.com/office/word/2010/wordml" xmlns:w15="http://schemas.microsoft.com/office/word/2012/wordml" xmlns:w16cex="http://schemas.microsoft.com/office/word/2018/wordml/cex" xmlns:w16cid="http://schemas.microsoft.com/office/word/2016/wordml/cid" xmlns:w16="http://schemas.microsoft.com/office/word/2018/wordml" xmlns:w16sdtdh="http://schemas.microsoft.com/office/word/2020/wordml/sdtdatahash" xmlns:w16se="http://schemas.microsoft.com/office/word/2015/wordml/symex" xmlns:wpg="http://schemas.microsoft.com/office/word/2010/wordprocessingGroup" xmlns:wpi="http://schemas.microsoft.com/office/word/2010/wordprocessingInk" xmlns:wne="http://schemas.microsoft.com/office/word/2006/wordml" xmlns:wps="http://schemas.microsoft.com/office/word/2010/wordprocessingShape" mc:Ignorable="w14 w15 w16se w16cid w16 w16cex w16sdtdh wp14">
   <w:body>
     <w:p>
       <w:pPr>
@@ -155,15 +155,7 @@
               <w:t>Зав. кафедрой</w:t>
             </w:r>
             <w:r>
-              <w:t xml:space="preserve"> </w:t>
-            </w:r>
-            <w:proofErr w:type="spellStart"/>
-            <w:r>
-              <w:t>Пальчунов</w:t>
-            </w:r>
-            <w:proofErr w:type="spellEnd"/>
-            <w:r>
-              <w:t xml:space="preserve"> Д.Е.</w:t>
+              <w:t xml:space="preserve"> Пальчунов Д.Е.</w:t>
             </w:r>
           </w:p>
           <w:p>
@@ -229,7 +221,6 @@
                 <w:bCs/>
               </w:rPr>
             </w:pPr>
-            <w:proofErr w:type="spellStart"/>
             <w:r>
               <w:rPr>
                 <w:bCs/>
@@ -266,7 +257,6 @@
               </w:rPr>
               <w:t>адания</w:t>
             </w:r>
-            <w:proofErr w:type="spellEnd"/>
           </w:p>
         </w:tc>
       </w:tr>
@@ -327,32 +317,11 @@
           </w:tcPr>
           <w:p>
             <w:r>
-              <w:t>Студент</w:t>
-            </w:r>
-            <w:r>
-              <w:rPr>
-                <w:i/>
-              </w:rPr>
-              <w:t>у(</w:t>
-            </w:r>
-            <w:proofErr w:type="spellStart"/>
-            <w:r>
-              <w:rPr>
-                <w:i/>
-              </w:rPr>
-              <w:t>ке</w:t>
-            </w:r>
-            <w:proofErr w:type="spellEnd"/>
-            <w:r>
-              <w:rPr>
-                <w:i/>
-              </w:rPr>
-              <w:t>)</w:t>
+              <w:t>формаСтудентаДат</w:t>
             </w:r>
             <w:r>
               <w:t xml:space="preserve"> </w:t>
             </w:r>
-            <w:proofErr w:type="spellStart"/>
             <w:r>
               <w:rPr>
                 <w:bCs/>
@@ -365,21 +334,18 @@
               </w:rPr>
               <w:t>дентаД</w:t>
             </w:r>
-            <w:proofErr w:type="spellEnd"/>
             <w:r>
               <w:t>, группы</w:t>
             </w:r>
             <w:r>
               <w:t xml:space="preserve"> </w:t>
             </w:r>
-            <w:proofErr w:type="spellStart"/>
             <w:r>
               <w:rPr>
                 <w:u w:val="single"/>
               </w:rPr>
               <w:t>группаСтудента</w:t>
             </w:r>
-            <w:proofErr w:type="spellEnd"/>
           </w:p>
         </w:tc>
       </w:tr>
@@ -421,14 +387,12 @@
             <w:r>
               <w:t xml:space="preserve"> «</w:t>
             </w:r>
-            <w:proofErr w:type="spellStart"/>
             <w:r>
               <w:rPr>
                 <w:u w:val="single"/>
               </w:rPr>
               <w:t>темаВКР</w:t>
             </w:r>
-            <w:proofErr w:type="spellEnd"/>
             <w:r>
               <w:t>»</w:t>
             </w:r>
@@ -495,7 +459,6 @@
             <w:r>
               <w:t xml:space="preserve">№ </w:t>
             </w:r>
-            <w:proofErr w:type="spellStart"/>
             <w:r>
               <w:t>п</w:t>
             </w:r>
@@ -514,7 +477,6 @@
             <w:r>
               <w:t>твержденииВКР</w:t>
             </w:r>
-            <w:proofErr w:type="spellEnd"/>
             <w:r>
               <w:t>,</w:t>
             </w:r>
@@ -535,7 +497,6 @@
             <w:r>
               <w:t xml:space="preserve"> </w:t>
             </w:r>
-            <w:proofErr w:type="spellStart"/>
             <w:r>
               <w:t>п</w:t>
             </w:r>
@@ -548,7 +509,6 @@
             <w:r>
               <w:t>орректировкеВКР</w:t>
             </w:r>
-            <w:proofErr w:type="spellEnd"/>
             <w:r>
               <w:t>.</w:t>
             </w:r>
@@ -672,11 +632,7 @@
           </w:p>
           <w:p>
             <w:r>
-              <w:t xml:space="preserve">____________________, </w:t>
-            </w:r>
-            <w:proofErr w:type="spellStart"/>
-            <w:r>
-              <w:t>ФиоК</w:t>
+              <w:t>____________________, ФиоК</w:t>
             </w:r>
             <w:r>
               <w:t>онсультант</w:t>
@@ -687,7 +643,6 @@
             <w:r>
               <w:t>ВКР</w:t>
             </w:r>
-            <w:proofErr w:type="spellEnd"/>
           </w:p>
           <w:p>
             <w:pPr>
@@ -761,45 +716,34 @@
             <w:pPr>
               <w:ind w:left="567" w:firstLine="0"/>
             </w:pPr>
-            <w:proofErr w:type="spellStart"/>
             <w:r>
               <w:t>УчСтепРукВКР</w:t>
             </w:r>
-            <w:proofErr w:type="spellEnd"/>
             <w:r>
               <w:t xml:space="preserve">, </w:t>
             </w:r>
-            <w:proofErr w:type="spellStart"/>
-            <w:r>
-              <w:t>УчЗванРукВКР</w:t>
-            </w:r>
-            <w:proofErr w:type="spellEnd"/>
-            <w:r>
-              <w:t>,</w:t>
+            <w:r>
+              <w:t>УчЗванРукВКР,</w:t>
             </w:r>
           </w:p>
           <w:p>
             <w:pPr>
               <w:ind w:left="567" w:firstLine="0"/>
             </w:pPr>
-            <w:proofErr w:type="spellStart"/>
             <w:r>
               <w:t>должностьРуководителяВКР</w:t>
             </w:r>
-            <w:proofErr w:type="spellEnd"/>
           </w:p>
           <w:p>
             <w:pPr>
               <w:ind w:left="567" w:firstLine="0"/>
             </w:pPr>
-            <w:proofErr w:type="spellStart"/>
             <w:r>
               <w:rPr>
                 <w:u w:val="single"/>
               </w:rPr>
               <w:t>имяРукВКРДляПодписи</w:t>
             </w:r>
-            <w:proofErr w:type="spellEnd"/>
             <w:r>
               <w:t xml:space="preserve"> /………...</w:t>
             </w:r>
@@ -823,14 +767,12 @@
             <w:pPr>
               <w:ind w:left="567" w:firstLine="0"/>
             </w:pPr>
-            <w:proofErr w:type="spellStart"/>
             <w:r>
               <w:rPr>
                 <w:bCs/>
               </w:rPr>
               <w:t>датаУтвержденияЗадания</w:t>
             </w:r>
-            <w:proofErr w:type="spellEnd"/>
           </w:p>
         </w:tc>
         <w:tc>
@@ -843,24 +785,14 @@
               <w:ind w:firstLine="0"/>
               <w:jc w:val="left"/>
             </w:pPr>
-            <w:proofErr w:type="spellStart"/>
             <w:r>
               <w:t>имяСтудентаДляПодписи</w:t>
             </w:r>
-            <w:proofErr w:type="spellEnd"/>
             <w:r>
               <w:t xml:space="preserve"> </w:t>
             </w:r>
             <w:r>
-              <w:t>/……</w:t>
-            </w:r>
-            <w:proofErr w:type="gramStart"/>
-            <w:r>
-              <w:t>…….</w:t>
-            </w:r>
-            <w:proofErr w:type="gramEnd"/>
-            <w:r>
-              <w:t>.</w:t>
+              <w:t>/…………..</w:t>
             </w:r>
           </w:p>
           <w:p>
@@ -892,14 +824,12 @@
               <w:ind w:firstLine="0"/>
               <w:jc w:val="left"/>
             </w:pPr>
-            <w:proofErr w:type="spellStart"/>
             <w:r>
               <w:rPr>
                 <w:bCs/>
               </w:rPr>
               <w:t>датаУтвержденияЗадания</w:t>
             </w:r>
-            <w:proofErr w:type="spellEnd"/>
           </w:p>
         </w:tc>
       </w:tr>
@@ -930,7 +860,7 @@
 </file>
 
 <file path=word/endnotes.xml><?xml version="1.0" encoding="utf-8"?>
-<w:endnotes xmlns:wpc="http://schemas.microsoft.com/office/word/2010/wordprocessingCanvas" xmlns:cx="http://schemas.microsoft.com/office/drawing/2014/chartex" xmlns:cx1="http://schemas.microsoft.com/office/drawing/2015/9/8/chartex" xmlns:cx2="http://schemas.microsoft.com/office/drawing/2015/10/21/chartex" xmlns:cx3="http://schemas.microsoft.com/office/drawing/2016/5/9/chartex" xmlns:cx4="http://schemas.microsoft.com/office/drawing/2016/5/10/chartex" xmlns:cx5="http://schemas.microsoft.com/office/drawing/2016/5/11/chartex" xmlns:cx6="http://schemas.microsoft.com/office/drawing/2016/5/12/chartex" xmlns:cx7="http://schemas.microsoft.com/office/drawing/2016/5/13/chartex" xmlns:cx8="http://schemas.microsoft.com/office/drawing/2016/5/14/chartex" xmlns:mc="http://schemas.openxmlformats.org/markup-compatibility/2006" xmlns:aink="http://schemas.microsoft.com/office/drawing/2016/ink" xmlns:am3d="http://schemas.microsoft.com/office/drawing/2017/model3d" xmlns:o="urn:schemas-microsoft-com:office:office" xmlns:oel="http://schemas.microsoft.com/office/2019/extlst" xmlns:r="http://schemas.openxmlformats.org/officeDocument/2006/relationships" xmlns:m="http://schemas.openxmlformats.org/officeDocument/2006/math" xmlns:v="urn:schemas-microsoft-com:vml" xmlns:wp14="http://schemas.microsoft.com/office/word/2010/wordprocessingDrawing" xmlns:wp="http://schemas.openxmlformats.org/drawingml/2006/wordprocessingDrawing" xmlns:w10="urn:schemas-microsoft-com:office:word" xmlns:w="http://schemas.openxmlformats.org/wordprocessingml/2006/main" xmlns:w14="http://schemas.microsoft.com/office/word/2010/wordml" xmlns:w15="http://schemas.microsoft.com/office/word/2012/wordml" xmlns:w16cex="http://schemas.microsoft.com/office/word/2018/wordml/cex" xmlns:w16cid="http://schemas.microsoft.com/office/word/2016/wordml/cid" xmlns:w16="http://schemas.microsoft.com/office/word/2018/wordml" xmlns:w16du="http://schemas.microsoft.com/office/word/2023/wordml/word16du" xmlns:w16sdtdh="http://schemas.microsoft.com/office/word/2020/wordml/sdtdatahash" xmlns:w16se="http://schemas.microsoft.com/office/word/2015/wordml/symex" xmlns:wpg="http://schemas.microsoft.com/office/word/2010/wordprocessingGroup" xmlns:wpi="http://schemas.microsoft.com/office/word/2010/wordprocessingInk" xmlns:wne="http://schemas.microsoft.com/office/word/2006/wordml" xmlns:wps="http://schemas.microsoft.com/office/word/2010/wordprocessingShape" mc:Ignorable="w14 w15 w16se w16cid w16 w16cex w16sdtdh w16du wp14">
+<w:endnotes xmlns:wpc="http://schemas.microsoft.com/office/word/2010/wordprocessingCanvas" xmlns:cx="http://schemas.microsoft.com/office/drawing/2014/chartex" xmlns:cx1="http://schemas.microsoft.com/office/drawing/2015/9/8/chartex" xmlns:cx2="http://schemas.microsoft.com/office/drawing/2015/10/21/chartex" xmlns:cx3="http://schemas.microsoft.com/office/drawing/2016/5/9/chartex" xmlns:cx4="http://schemas.microsoft.com/office/drawing/2016/5/10/chartex" xmlns:cx5="http://schemas.microsoft.com/office/drawing/2016/5/11/chartex" xmlns:cx6="http://schemas.microsoft.com/office/drawing/2016/5/12/chartex" xmlns:cx7="http://schemas.microsoft.com/office/drawing/2016/5/13/chartex" xmlns:cx8="http://schemas.microsoft.com/office/drawing/2016/5/14/chartex" xmlns:mc="http://schemas.openxmlformats.org/markup-compatibility/2006" xmlns:aink="http://schemas.microsoft.com/office/drawing/2016/ink" xmlns:am3d="http://schemas.microsoft.com/office/drawing/2017/model3d" xmlns:o="urn:schemas-microsoft-com:office:office" xmlns:oel="http://schemas.microsoft.com/office/2019/extlst" xmlns:r="http://schemas.openxmlformats.org/officeDocument/2006/relationships" xmlns:m="http://schemas.openxmlformats.org/officeDocument/2006/math" xmlns:v="urn:schemas-microsoft-com:vml" xmlns:wp14="http://schemas.microsoft.com/office/word/2010/wordprocessingDrawing" xmlns:wp="http://schemas.openxmlformats.org/drawingml/2006/wordprocessingDrawing" xmlns:w10="urn:schemas-microsoft-com:office:word" xmlns:w="http://schemas.openxmlformats.org/wordprocessingml/2006/main" xmlns:w14="http://schemas.microsoft.com/office/word/2010/wordml" xmlns:w15="http://schemas.microsoft.com/office/word/2012/wordml" xmlns:w16cex="http://schemas.microsoft.com/office/word/2018/wordml/cex" xmlns:w16cid="http://schemas.microsoft.com/office/word/2016/wordml/cid" xmlns:w16="http://schemas.microsoft.com/office/word/2018/wordml" xmlns:w16sdtdh="http://schemas.microsoft.com/office/word/2020/wordml/sdtdatahash" xmlns:w16se="http://schemas.microsoft.com/office/word/2015/wordml/symex" xmlns:wpg="http://schemas.microsoft.com/office/word/2010/wordprocessingGroup" xmlns:wpi="http://schemas.microsoft.com/office/word/2010/wordprocessingInk" xmlns:wne="http://schemas.microsoft.com/office/word/2006/wordml" xmlns:wps="http://schemas.microsoft.com/office/word/2010/wordprocessingShape" mc:Ignorable="w14 w15 w16se w16cid w16 w16cex w16sdtdh wp14">
   <w:endnote w:type="separator" w:id="-1">
     <w:p>
       <w:r>
@@ -949,7 +879,7 @@
 </file>
 
 <file path=word/footnotes.xml><?xml version="1.0" encoding="utf-8"?>
-<w:footnotes xmlns:wpc="http://schemas.microsoft.com/office/word/2010/wordprocessingCanvas" xmlns:cx="http://schemas.microsoft.com/office/drawing/2014/chartex" xmlns:cx1="http://schemas.microsoft.com/office/drawing/2015/9/8/chartex" xmlns:cx2="http://schemas.microsoft.com/office/drawing/2015/10/21/chartex" xmlns:cx3="http://schemas.microsoft.com/office/drawing/2016/5/9/chartex" xmlns:cx4="http://schemas.microsoft.com/office/drawing/2016/5/10/chartex" xmlns:cx5="http://schemas.microsoft.com/office/drawing/2016/5/11/chartex" xmlns:cx6="http://schemas.microsoft.com/office/drawing/2016/5/12/chartex" xmlns:cx7="http://schemas.microsoft.com/office/drawing/2016/5/13/chartex" xmlns:cx8="http://schemas.microsoft.com/office/drawing/2016/5/14/chartex" xmlns:mc="http://schemas.openxmlformats.org/markup-compatibility/2006" xmlns:aink="http://schemas.microsoft.com/office/drawing/2016/ink" xmlns:am3d="http://schemas.microsoft.com/office/drawing/2017/model3d" xmlns:o="urn:schemas-microsoft-com:office:office" xmlns:oel="http://schemas.microsoft.com/office/2019/extlst" xmlns:r="http://schemas.openxmlformats.org/officeDocument/2006/relationships" xmlns:m="http://schemas.openxmlformats.org/officeDocument/2006/math" xmlns:v="urn:schemas-microsoft-com:vml" xmlns:wp14="http://schemas.microsoft.com/office/word/2010/wordprocessingDrawing" xmlns:wp="http://schemas.openxmlformats.org/drawingml/2006/wordprocessingDrawing" xmlns:w10="urn:schemas-microsoft-com:office:word" xmlns:w="http://schemas.openxmlformats.org/wordprocessingml/2006/main" xmlns:w14="http://schemas.microsoft.com/office/word/2010/wordml" xmlns:w15="http://schemas.microsoft.com/office/word/2012/wordml" xmlns:w16cex="http://schemas.microsoft.com/office/word/2018/wordml/cex" xmlns:w16cid="http://schemas.microsoft.com/office/word/2016/wordml/cid" xmlns:w16="http://schemas.microsoft.com/office/word/2018/wordml" xmlns:w16du="http://schemas.microsoft.com/office/word/2023/wordml/word16du" xmlns:w16sdtdh="http://schemas.microsoft.com/office/word/2020/wordml/sdtdatahash" xmlns:w16se="http://schemas.microsoft.com/office/word/2015/wordml/symex" xmlns:wpg="http://schemas.microsoft.com/office/word/2010/wordprocessingGroup" xmlns:wpi="http://schemas.microsoft.com/office/word/2010/wordprocessingInk" xmlns:wne="http://schemas.microsoft.com/office/word/2006/wordml" xmlns:wps="http://schemas.microsoft.com/office/word/2010/wordprocessingShape" mc:Ignorable="w14 w15 w16se w16cid w16 w16cex w16sdtdh w16du wp14">
+<w:footnotes xmlns:wpc="http://schemas.microsoft.com/office/word/2010/wordprocessingCanvas" xmlns:cx="http://schemas.microsoft.com/office/drawing/2014/chartex" xmlns:cx1="http://schemas.microsoft.com/office/drawing/2015/9/8/chartex" xmlns:cx2="http://schemas.microsoft.com/office/drawing/2015/10/21/chartex" xmlns:cx3="http://schemas.microsoft.com/office/drawing/2016/5/9/chartex" xmlns:cx4="http://schemas.microsoft.com/office/drawing/2016/5/10/chartex" xmlns:cx5="http://schemas.microsoft.com/office/drawing/2016/5/11/chartex" xmlns:cx6="http://schemas.microsoft.com/office/drawing/2016/5/12/chartex" xmlns:cx7="http://schemas.microsoft.com/office/drawing/2016/5/13/chartex" xmlns:cx8="http://schemas.microsoft.com/office/drawing/2016/5/14/chartex" xmlns:mc="http://schemas.openxmlformats.org/markup-compatibility/2006" xmlns:aink="http://schemas.microsoft.com/office/drawing/2016/ink" xmlns:am3d="http://schemas.microsoft.com/office/drawing/2017/model3d" xmlns:o="urn:schemas-microsoft-com:office:office" xmlns:oel="http://schemas.microsoft.com/office/2019/extlst" xmlns:r="http://schemas.openxmlformats.org/officeDocument/2006/relationships" xmlns:m="http://schemas.openxmlformats.org/officeDocument/2006/math" xmlns:v="urn:schemas-microsoft-com:vml" xmlns:wp14="http://schemas.microsoft.com/office/word/2010/wordprocessingDrawing" xmlns:wp="http://schemas.openxmlformats.org/drawingml/2006/wordprocessingDrawing" xmlns:w10="urn:schemas-microsoft-com:office:word" xmlns:w="http://schemas.openxmlformats.org/wordprocessingml/2006/main" xmlns:w14="http://schemas.microsoft.com/office/word/2010/wordml" xmlns:w15="http://schemas.microsoft.com/office/word/2012/wordml" xmlns:w16cex="http://schemas.microsoft.com/office/word/2018/wordml/cex" xmlns:w16cid="http://schemas.microsoft.com/office/word/2016/wordml/cid" xmlns:w16="http://schemas.microsoft.com/office/word/2018/wordml" xmlns:w16sdtdh="http://schemas.microsoft.com/office/word/2020/wordml/sdtdatahash" xmlns:w16se="http://schemas.microsoft.com/office/word/2015/wordml/symex" xmlns:wpg="http://schemas.microsoft.com/office/word/2010/wordprocessingGroup" xmlns:wpi="http://schemas.microsoft.com/office/word/2010/wordprocessingInk" xmlns:wne="http://schemas.microsoft.com/office/word/2006/wordml" xmlns:wps="http://schemas.microsoft.com/office/word/2010/wordprocessingShape" mc:Ignorable="w14 w15 w16se w16cid w16 w16cex w16sdtdh wp14">
   <w:footnote w:type="separator" w:id="-1">
     <w:p>
       <w:r>
@@ -968,7 +898,7 @@
 </file>
 
 <file path=word/numbering.xml><?xml version="1.0" encoding="utf-8"?>
-<w:numbering xmlns:wpc="http://schemas.microsoft.com/office/word/2010/wordprocessingCanvas" xmlns:cx="http://schemas.microsoft.com/office/drawing/2014/chartex" xmlns:cx1="http://schemas.microsoft.com/office/drawing/2015/9/8/chartex" xmlns:cx2="http://schemas.microsoft.com/office/drawing/2015/10/21/chartex" xmlns:cx3="http://schemas.microsoft.com/office/drawing/2016/5/9/chartex" xmlns:cx4="http://schemas.microsoft.com/office/drawing/2016/5/10/chartex" xmlns:cx5="http://schemas.microsoft.com/office/drawing/2016/5/11/chartex" xmlns:cx6="http://schemas.microsoft.com/office/drawing/2016/5/12/chartex" xmlns:cx7="http://schemas.microsoft.com/office/drawing/2016/5/13/chartex" xmlns:cx8="http://schemas.microsoft.com/office/drawing/2016/5/14/chartex" xmlns:mc="http://schemas.openxmlformats.org/markup-compatibility/2006" xmlns:aink="http://schemas.microsoft.com/office/drawing/2016/ink" xmlns:am3d="http://schemas.microsoft.com/office/drawing/2017/model3d" xmlns:o="urn:schemas-microsoft-com:office:office" xmlns:oel="http://schemas.microsoft.com/office/2019/extlst" xmlns:r="http://schemas.openxmlformats.org/officeDocument/2006/relationships" xmlns:m="http://schemas.openxmlformats.org/officeDocument/2006/math" xmlns:v="urn:schemas-microsoft-com:vml" xmlns:wp14="http://schemas.microsoft.com/office/word/2010/wordprocessingDrawing" xmlns:wp="http://schemas.openxmlformats.org/drawingml/2006/wordprocessingDrawing" xmlns:w10="urn:schemas-microsoft-com:office:word" xmlns:w="http://schemas.openxmlformats.org/wordprocessingml/2006/main" xmlns:w14="http://schemas.microsoft.com/office/word/2010/wordml" xmlns:w15="http://schemas.microsoft.com/office/word/2012/wordml" xmlns:w16cex="http://schemas.microsoft.com/office/word/2018/wordml/cex" xmlns:w16cid="http://schemas.microsoft.com/office/word/2016/wordml/cid" xmlns:w16="http://schemas.microsoft.com/office/word/2018/wordml" xmlns:w16du="http://schemas.microsoft.com/office/word/2023/wordml/word16du" xmlns:w16sdtdh="http://schemas.microsoft.com/office/word/2020/wordml/sdtdatahash" xmlns:w16se="http://schemas.microsoft.com/office/word/2015/wordml/symex" xmlns:wpg="http://schemas.microsoft.com/office/word/2010/wordprocessingGroup" xmlns:wpi="http://schemas.microsoft.com/office/word/2010/wordprocessingInk" xmlns:wne="http://schemas.microsoft.com/office/word/2006/wordml" xmlns:wps="http://schemas.microsoft.com/office/word/2010/wordprocessingShape" mc:Ignorable="w14 w15 w16se w16cid w16 w16cex w16sdtdh w16du wp14">
+<w:numbering xmlns:wpc="http://schemas.microsoft.com/office/word/2010/wordprocessingCanvas" xmlns:cx="http://schemas.microsoft.com/office/drawing/2014/chartex" xmlns:cx1="http://schemas.microsoft.com/office/drawing/2015/9/8/chartex" xmlns:cx2="http://schemas.microsoft.com/office/drawing/2015/10/21/chartex" xmlns:cx3="http://schemas.microsoft.com/office/drawing/2016/5/9/chartex" xmlns:cx4="http://schemas.microsoft.com/office/drawing/2016/5/10/chartex" xmlns:cx5="http://schemas.microsoft.com/office/drawing/2016/5/11/chartex" xmlns:cx6="http://schemas.microsoft.com/office/drawing/2016/5/12/chartex" xmlns:cx7="http://schemas.microsoft.com/office/drawing/2016/5/13/chartex" xmlns:cx8="http://schemas.microsoft.com/office/drawing/2016/5/14/chartex" xmlns:mc="http://schemas.openxmlformats.org/markup-compatibility/2006" xmlns:aink="http://schemas.microsoft.com/office/drawing/2016/ink" xmlns:am3d="http://schemas.microsoft.com/office/drawing/2017/model3d" xmlns:o="urn:schemas-microsoft-com:office:office" xmlns:oel="http://schemas.microsoft.com/office/2019/extlst" xmlns:r="http://schemas.openxmlformats.org/officeDocument/2006/relationships" xmlns:m="http://schemas.openxmlformats.org/officeDocument/2006/math" xmlns:v="urn:schemas-microsoft-com:vml" xmlns:wp14="http://schemas.microsoft.com/office/word/2010/wordprocessingDrawing" xmlns:wp="http://schemas.openxmlformats.org/drawingml/2006/wordprocessingDrawing" xmlns:w10="urn:schemas-microsoft-com:office:word" xmlns:w="http://schemas.openxmlformats.org/wordprocessingml/2006/main" xmlns:w14="http://schemas.microsoft.com/office/word/2010/wordml" xmlns:w15="http://schemas.microsoft.com/office/word/2012/wordml" xmlns:w16cex="http://schemas.microsoft.com/office/word/2018/wordml/cex" xmlns:w16cid="http://schemas.microsoft.com/office/word/2016/wordml/cid" xmlns:w16="http://schemas.microsoft.com/office/word/2018/wordml" xmlns:w16sdtdh="http://schemas.microsoft.com/office/word/2020/wordml/sdtdatahash" xmlns:w16se="http://schemas.microsoft.com/office/word/2015/wordml/symex" xmlns:wpg="http://schemas.microsoft.com/office/word/2010/wordprocessingGroup" xmlns:wpi="http://schemas.microsoft.com/office/word/2010/wordprocessingInk" xmlns:wne="http://schemas.microsoft.com/office/word/2006/wordml" xmlns:wps="http://schemas.microsoft.com/office/word/2010/wordprocessingShape" mc:Ignorable="w14 w15 w16se w16cid w16 w16cex w16sdtdh wp14">
   <w:abstractNum w:abstractNumId="0" w15:restartNumberingAfterBreak="0">
     <w:nsid w:val="00000001"/>
     <w:multiLevelType w:val="multilevel"/>
@@ -5481,7 +5411,7 @@
 </file>
 
 <file path=word/styles.xml><?xml version="1.0" encoding="utf-8"?>
-<w:styles xmlns:mc="http://schemas.openxmlformats.org/markup-compatibility/2006" xmlns:r="http://schemas.openxmlformats.org/officeDocument/2006/relationships" xmlns:w="http://schemas.openxmlformats.org/wordprocessingml/2006/main" xmlns:w14="http://schemas.microsoft.com/office/word/2010/wordml" xmlns:w15="http://schemas.microsoft.com/office/word/2012/wordml" xmlns:w16cex="http://schemas.microsoft.com/office/word/2018/wordml/cex" xmlns:w16cid="http://schemas.microsoft.com/office/word/2016/wordml/cid" xmlns:w16="http://schemas.microsoft.com/office/word/2018/wordml" xmlns:w16du="http://schemas.microsoft.com/office/word/2023/wordml/word16du" xmlns:w16sdtdh="http://schemas.microsoft.com/office/word/2020/wordml/sdtdatahash" xmlns:w16se="http://schemas.microsoft.com/office/word/2015/wordml/symex" mc:Ignorable="w14 w15 w16se w16cid w16 w16cex w16sdtdh w16du">
+<w:styles xmlns:mc="http://schemas.openxmlformats.org/markup-compatibility/2006" xmlns:r="http://schemas.openxmlformats.org/officeDocument/2006/relationships" xmlns:w="http://schemas.openxmlformats.org/wordprocessingml/2006/main" xmlns:w14="http://schemas.microsoft.com/office/word/2010/wordml" xmlns:w15="http://schemas.microsoft.com/office/word/2012/wordml" xmlns:w16cex="http://schemas.microsoft.com/office/word/2018/wordml/cex" xmlns:w16cid="http://schemas.microsoft.com/office/word/2016/wordml/cid" xmlns:w16="http://schemas.microsoft.com/office/word/2018/wordml" xmlns:w16sdtdh="http://schemas.microsoft.com/office/word/2020/wordml/sdtdatahash" xmlns:w16se="http://schemas.microsoft.com/office/word/2015/wordml/symex" mc:Ignorable="w14 w15 w16se w16cid w16 w16cex w16sdtdh">
   <w:docDefaults>
     <w:rPrDefault>
       <w:rPr>
